--- a/downloads/ANSELM_FAJOBI.docx
+++ b/downloads/ANSELM_FAJOBI.docx
@@ -1189,8 +1189,6 @@
         </w:rPr>
         <w:t xml:space="preserve"> </w:t>
       </w:r>
-      <w:bookmarkStart w:id="1" w:name="_GoBack"/>
-      <w:bookmarkEnd w:id="1"/>
       <w:r>
         <w:rPr>
           <w:rFonts w:cstheme="minorHAnsi"/>
@@ -1270,14 +1268,20 @@
       <w:pPr>
         <w:pStyle w:val="4"/>
         <w:jc w:val="both"/>
-      </w:pPr>
-      <w:r>
         <w:rPr>
           <w:rFonts w:hint="default" w:cstheme="minorHAnsi"/>
           <w:i/>
           <w:iCs/>
           <w:lang w:val="en-US"/>
         </w:rPr>
+      </w:pPr>
+      <w:r>
+        <w:rPr>
+          <w:rFonts w:hint="default" w:cstheme="minorHAnsi"/>
+          <w:i/>
+          <w:iCs/>
+          <w:lang w:val="en-US"/>
+        </w:rPr>
         <w:t xml:space="preserve">Fullstack &amp; Blockchain </w:t>
       </w:r>
       <w:r>
@@ -1403,6 +1407,57 @@
         <w:rPr>
           <w:rFonts w:hint="default"/>
         </w:rPr>
+        <w:t>Built and optimized RemusAI Twitter Automation Platform, allowing users to create AI-driven agents that automatically post on Twitter. Developed both the backend API and the frontend dashboard interface. [Live: https://machine-unlearning.remusai.tech/]</w:t>
+      </w:r>
+    </w:p>
+    <w:p>
+      <w:pPr>
+        <w:numPr>
+          <w:ilvl w:val="0"/>
+          <w:numId w:val="4"/>
+        </w:numPr>
+        <w:ind w:left="420" w:leftChars="0" w:hanging="420" w:firstLineChars="0"/>
+        <w:rPr>
+          <w:rFonts w:hint="default"/>
+        </w:rPr>
+      </w:pPr>
+      <w:r>
+        <w:rPr>
+          <w:rFonts w:hint="default"/>
+        </w:rPr>
+        <w:t>Developed SolFlip, a Solana-based coin flip betting platform with live blockchain interactions and seamless UX. [Live: https://solflip.game/]</w:t>
+      </w:r>
+    </w:p>
+    <w:p>
+      <w:pPr>
+        <w:numPr>
+          <w:ilvl w:val="0"/>
+          <w:numId w:val="4"/>
+        </w:numPr>
+        <w:ind w:left="420" w:leftChars="0" w:hanging="420" w:firstLineChars="0"/>
+      </w:pPr>
+      <w:r>
+        <w:rPr>
+          <w:rFonts w:hint="default"/>
+        </w:rPr>
+        <w:t>Created a Solana Volume Bot and a Sniper Bot to monitor token volumes and snipe early token launches, enhancing trading success rates by 30%.</w:t>
+      </w:r>
+    </w:p>
+    <w:p>
+      <w:pPr>
+        <w:numPr>
+          <w:ilvl w:val="0"/>
+          <w:numId w:val="5"/>
+        </w:numPr>
+        <w:ind w:left="420" w:leftChars="0" w:hanging="420" w:firstLineChars="0"/>
+        <w:rPr>
+          <w:rFonts w:hint="default"/>
+        </w:rPr>
+      </w:pPr>
+      <w:r>
+        <w:rPr>
+          <w:rFonts w:hint="default"/>
+        </w:rPr>
         <w:t>Designed and deployed user-friendly interfaces for blockchain projects, improving UI/UX by 30% and boosting user retention by 20%.</w:t>
       </w:r>
     </w:p>
@@ -1410,7 +1465,7 @@
       <w:pPr>
         <w:numPr>
           <w:ilvl w:val="0"/>
-          <w:numId w:val="4"/>
+          <w:numId w:val="5"/>
         </w:numPr>
         <w:ind w:left="420" w:leftChars="0" w:hanging="420" w:firstLineChars="0"/>
         <w:rPr>
@@ -1428,7 +1483,7 @@
       <w:pPr>
         <w:numPr>
           <w:ilvl w:val="0"/>
-          <w:numId w:val="4"/>
+          <w:numId w:val="5"/>
         </w:numPr>
         <w:ind w:left="420" w:leftChars="0" w:hanging="420" w:firstLineChars="0"/>
         <w:rPr>
@@ -1446,7 +1501,7 @@
       <w:pPr>
         <w:numPr>
           <w:ilvl w:val="0"/>
-          <w:numId w:val="4"/>
+          <w:numId w:val="5"/>
         </w:numPr>
         <w:ind w:left="420" w:leftChars="0" w:hanging="420" w:firstLineChars="0"/>
         <w:rPr>
@@ -1464,7 +1519,7 @@
       <w:pPr>
         <w:numPr>
           <w:ilvl w:val="0"/>
-          <w:numId w:val="4"/>
+          <w:numId w:val="5"/>
         </w:numPr>
         <w:ind w:left="420" w:leftChars="0" w:hanging="420" w:firstLineChars="0"/>
       </w:pPr>
@@ -1640,7 +1695,7 @@
         <w:pStyle w:val="16"/>
         <w:numPr>
           <w:ilvl w:val="0"/>
-          <w:numId w:val="4"/>
+          <w:numId w:val="5"/>
         </w:numPr>
         <w:ind w:left="420" w:leftChars="0" w:hanging="420" w:firstLineChars="0"/>
         <w:jc w:val="both"/>
@@ -1660,7 +1715,7 @@
         <w:pStyle w:val="16"/>
         <w:numPr>
           <w:ilvl w:val="0"/>
-          <w:numId w:val="4"/>
+          <w:numId w:val="5"/>
         </w:numPr>
         <w:ind w:left="420" w:leftChars="0" w:hanging="420" w:firstLineChars="0"/>
         <w:jc w:val="both"/>
@@ -1899,7 +1954,7 @@
         <w:pStyle w:val="16"/>
         <w:numPr>
           <w:ilvl w:val="0"/>
-          <w:numId w:val="5"/>
+          <w:numId w:val="6"/>
         </w:numPr>
         <w:jc w:val="both"/>
         <w:rPr>
@@ -1920,7 +1975,7 @@
         <w:pStyle w:val="16"/>
         <w:numPr>
           <w:ilvl w:val="0"/>
-          <w:numId w:val="5"/>
+          <w:numId w:val="6"/>
         </w:numPr>
         <w:jc w:val="both"/>
         <w:rPr>
@@ -1941,7 +1996,7 @@
         <w:pStyle w:val="16"/>
         <w:numPr>
           <w:ilvl w:val="0"/>
-          <w:numId w:val="5"/>
+          <w:numId w:val="6"/>
         </w:numPr>
         <w:jc w:val="both"/>
         <w:rPr>
@@ -1963,6 +2018,7 @@
       <w:pPr>
         <w:pStyle w:val="16"/>
         <w:numPr>
+          <w:ilvl w:val="0"/>
           <w:numId w:val="0"/>
         </w:numPr>
         <w:jc w:val="both"/>
@@ -1978,6 +2034,7 @@
       <w:pPr>
         <w:pStyle w:val="16"/>
         <w:numPr>
+          <w:ilvl w:val="0"/>
           <w:numId w:val="0"/>
         </w:numPr>
         <w:jc w:val="both"/>
@@ -2027,6 +2084,7 @@
       <w:pPr>
         <w:pStyle w:val="16"/>
         <w:numPr>
+          <w:ilvl w:val="0"/>
           <w:numId w:val="0"/>
         </w:numPr>
         <w:jc w:val="left"/>
@@ -2075,7 +2133,7 @@
         <w:pStyle w:val="16"/>
         <w:numPr>
           <w:ilvl w:val="0"/>
-          <w:numId w:val="6"/>
+          <w:numId w:val="7"/>
         </w:numPr>
         <w:spacing w:after="160" w:line="259" w:lineRule="auto"/>
         <w:ind w:left="420" w:leftChars="0" w:hanging="420" w:firstLineChars="0"/>
@@ -2099,7 +2157,7 @@
         <w:pStyle w:val="16"/>
         <w:numPr>
           <w:ilvl w:val="0"/>
-          <w:numId w:val="6"/>
+          <w:numId w:val="7"/>
         </w:numPr>
         <w:spacing w:after="160" w:line="259" w:lineRule="auto"/>
         <w:ind w:left="420" w:leftChars="0" w:hanging="420" w:firstLineChars="0"/>
@@ -2123,7 +2181,7 @@
         <w:pStyle w:val="16"/>
         <w:numPr>
           <w:ilvl w:val="0"/>
-          <w:numId w:val="6"/>
+          <w:numId w:val="7"/>
         </w:numPr>
         <w:spacing w:after="160" w:line="259" w:lineRule="auto"/>
         <w:ind w:left="420" w:leftChars="0" w:hanging="420" w:firstLineChars="0"/>
@@ -2147,7 +2205,7 @@
         <w:pStyle w:val="16"/>
         <w:numPr>
           <w:ilvl w:val="0"/>
-          <w:numId w:val="6"/>
+          <w:numId w:val="7"/>
         </w:numPr>
         <w:spacing w:after="160" w:line="259" w:lineRule="auto"/>
         <w:ind w:left="420" w:leftChars="0" w:hanging="420" w:firstLineChars="0"/>
@@ -2171,7 +2229,7 @@
         <w:pStyle w:val="16"/>
         <w:numPr>
           <w:ilvl w:val="0"/>
-          <w:numId w:val="6"/>
+          <w:numId w:val="7"/>
         </w:numPr>
         <w:spacing w:after="160" w:line="259" w:lineRule="auto"/>
         <w:ind w:left="420" w:leftChars="0" w:hanging="420" w:firstLineChars="0"/>
@@ -2204,6 +2262,261 @@
         <w:pStyle w:val="4"/>
         <w:jc w:val="both"/>
       </w:pPr>
+    </w:p>
+    <w:p>
+      <w:pPr>
+        <w:pStyle w:val="4"/>
+        <w:jc w:val="both"/>
+        <w:rPr>
+          <w:rFonts w:hint="default"/>
+        </w:rPr>
+      </w:pPr>
+      <w:r>
+        <w:rPr>
+          <w:rFonts w:hint="default"/>
+        </w:rPr>
+        <w:t>RemusAI Twitter Automation Platform</w:t>
+      </w:r>
+    </w:p>
+    <w:p>
+      <w:pPr>
+        <w:pStyle w:val="4"/>
+        <w:numPr>
+          <w:ilvl w:val="1"/>
+          <w:numId w:val="7"/>
+        </w:numPr>
+        <w:ind w:left="840" w:leftChars="0" w:hanging="420" w:firstLineChars="0"/>
+        <w:jc w:val="both"/>
+        <w:rPr>
+          <w:rFonts w:hint="default"/>
+          <w:b w:val="0"/>
+          <w:bCs/>
+        </w:rPr>
+      </w:pPr>
+      <w:r>
+        <w:rPr>
+          <w:rFonts w:hint="default"/>
+          <w:b w:val="0"/>
+          <w:bCs/>
+        </w:rPr>
+        <w:t>Developed a full-stack application where users can create intelligent Twitter agents to automate their posting routines.</w:t>
+      </w:r>
+    </w:p>
+    <w:p>
+      <w:pPr>
+        <w:pStyle w:val="4"/>
+        <w:numPr>
+          <w:ilvl w:val="1"/>
+          <w:numId w:val="7"/>
+        </w:numPr>
+        <w:ind w:left="840" w:leftChars="0" w:hanging="420" w:firstLineChars="0"/>
+        <w:jc w:val="both"/>
+        <w:rPr>
+          <w:rFonts w:hint="default"/>
+          <w:b w:val="0"/>
+          <w:bCs/>
+        </w:rPr>
+      </w:pPr>
+      <w:r>
+        <w:rPr>
+          <w:rFonts w:hint="default"/>
+          <w:b w:val="0"/>
+          <w:bCs/>
+        </w:rPr>
+        <w:t>Built the backend API service and designed the frontend dashboard for managing and monitoring AI agents.</w:t>
+      </w:r>
+    </w:p>
+    <w:p>
+      <w:pPr>
+        <w:pStyle w:val="4"/>
+        <w:numPr>
+          <w:ilvl w:val="1"/>
+          <w:numId w:val="7"/>
+        </w:numPr>
+        <w:ind w:left="840" w:leftChars="0" w:hanging="420" w:firstLineChars="0"/>
+        <w:jc w:val="both"/>
+        <w:rPr>
+          <w:rFonts w:hint="default"/>
+          <w:b w:val="0"/>
+          <w:bCs/>
+        </w:rPr>
+      </w:pPr>
+      <w:r>
+        <w:rPr>
+          <w:rFonts w:hint="default"/>
+          <w:b w:val="0"/>
+          <w:bCs/>
+        </w:rPr>
+        <w:t>Used Next.js, Node.js, MongoDB, and WebSockets for real-time data flow.</w:t>
+      </w:r>
+    </w:p>
+    <w:p>
+      <w:pPr>
+        <w:pStyle w:val="4"/>
+        <w:jc w:val="both"/>
+        <w:rPr>
+          <w:rFonts w:hint="default"/>
+        </w:rPr>
+      </w:pPr>
+    </w:p>
+    <w:p>
+      <w:pPr>
+        <w:pStyle w:val="4"/>
+        <w:jc w:val="both"/>
+        <w:rPr>
+          <w:rFonts w:hint="default"/>
+        </w:rPr>
+      </w:pPr>
+      <w:r>
+        <w:rPr>
+          <w:rFonts w:hint="default"/>
+        </w:rPr>
+        <w:t>SolFlip - Solana Betting Platform</w:t>
+      </w:r>
+    </w:p>
+    <w:p>
+      <w:pPr>
+        <w:pStyle w:val="4"/>
+        <w:numPr>
+          <w:ilvl w:val="0"/>
+          <w:numId w:val="8"/>
+        </w:numPr>
+        <w:ind w:left="840" w:leftChars="0" w:hanging="420" w:firstLineChars="0"/>
+        <w:jc w:val="both"/>
+        <w:rPr>
+          <w:rFonts w:hint="default"/>
+          <w:b w:val="0"/>
+          <w:bCs/>
+        </w:rPr>
+      </w:pPr>
+      <w:r>
+        <w:rPr>
+          <w:rFonts w:hint="default"/>
+          <w:b w:val="0"/>
+          <w:bCs/>
+        </w:rPr>
+        <w:t>Created a blockchain-based betting platform where users can flip SOL tokens securely and fairly.</w:t>
+      </w:r>
+    </w:p>
+    <w:p>
+      <w:pPr>
+        <w:pStyle w:val="4"/>
+        <w:numPr>
+          <w:ilvl w:val="0"/>
+          <w:numId w:val="8"/>
+        </w:numPr>
+        <w:ind w:left="840" w:leftChars="0" w:hanging="420" w:firstLineChars="0"/>
+        <w:jc w:val="both"/>
+        <w:rPr>
+          <w:b w:val="0"/>
+          <w:bCs/>
+        </w:rPr>
+      </w:pPr>
+      <w:r>
+        <w:rPr>
+          <w:rFonts w:hint="default"/>
+          <w:b w:val="0"/>
+          <w:bCs/>
+        </w:rPr>
+        <w:t>Handled smart contract interactions, frontend animation, and user authentication.</w:t>
+      </w:r>
+    </w:p>
+    <w:p/>
+    <w:p>
+      <w:pPr>
+        <w:rPr>
+          <w:rFonts w:hint="default"/>
+          <w:b/>
+          <w:bCs/>
+        </w:rPr>
+      </w:pPr>
+      <w:r>
+        <w:rPr>
+          <w:rFonts w:hint="default"/>
+          <w:b/>
+          <w:bCs/>
+        </w:rPr>
+        <w:t>Blockchain Automation and Monitoring Tools</w:t>
+      </w:r>
+      <w:bookmarkStart w:id="1" w:name="_GoBack"/>
+      <w:bookmarkEnd w:id="1"/>
+    </w:p>
+    <w:p>
+      <w:pPr>
+        <w:numPr>
+          <w:ilvl w:val="0"/>
+          <w:numId w:val="8"/>
+        </w:numPr>
+        <w:ind w:left="840" w:leftChars="0" w:hanging="420" w:firstLineChars="0"/>
+        <w:rPr>
+          <w:rFonts w:hint="default"/>
+          <w:b w:val="0"/>
+          <w:bCs w:val="0"/>
+        </w:rPr>
+      </w:pPr>
+      <w:r>
+        <w:rPr>
+          <w:rFonts w:hint="default"/>
+          <w:b w:val="0"/>
+          <w:bCs w:val="0"/>
+        </w:rPr>
+        <w:t>Developed Ethereum Virtual Machine (EVM) listing bots using Node.js, TypeScript, Ether.js, and Infura API.</w:t>
+      </w:r>
+    </w:p>
+    <w:p>
+      <w:pPr>
+        <w:numPr>
+          <w:ilvl w:val="0"/>
+          <w:numId w:val="8"/>
+        </w:numPr>
+        <w:ind w:left="840" w:leftChars="0" w:hanging="420" w:firstLineChars="0"/>
+        <w:rPr>
+          <w:rFonts w:hint="default"/>
+          <w:b w:val="0"/>
+          <w:bCs w:val="0"/>
+        </w:rPr>
+      </w:pPr>
+      <w:r>
+        <w:rPr>
+          <w:rFonts w:hint="default"/>
+          <w:b w:val="0"/>
+          <w:bCs w:val="0"/>
+        </w:rPr>
+        <w:t>Built a Solidity-based Telegram buy bot to monitor whale transactions in real time.</w:t>
+      </w:r>
+    </w:p>
+    <w:p>
+      <w:pPr>
+        <w:numPr>
+          <w:ilvl w:val="0"/>
+          <w:numId w:val="8"/>
+        </w:numPr>
+        <w:ind w:left="840" w:leftChars="0" w:hanging="420" w:firstLineChars="0"/>
+        <w:rPr>
+          <w:b w:val="0"/>
+          <w:bCs w:val="0"/>
+        </w:rPr>
+      </w:pPr>
+      <w:r>
+        <w:rPr>
+          <w:rFonts w:hint="default"/>
+          <w:b w:val="0"/>
+          <w:bCs w:val="0"/>
+        </w:rPr>
+        <w:t>Enhanced a Python-based Telegram bot for Solana, adding PNL calculations and live notifications.</w:t>
+      </w:r>
+    </w:p>
+    <w:p>
+      <w:pPr>
+        <w:pStyle w:val="4"/>
+        <w:jc w:val="both"/>
+      </w:pPr>
+    </w:p>
+    <w:p>
+      <w:pPr>
+        <w:pStyle w:val="4"/>
+        <w:jc w:val="both"/>
+      </w:pPr>
       <w:r>
         <w:t>Apple iPhone 15 Website</w:t>
       </w:r>
@@ -2240,7 +2553,7 @@
         <w:pStyle w:val="16"/>
         <w:numPr>
           <w:ilvl w:val="0"/>
-          <w:numId w:val="7"/>
+          <w:numId w:val="9"/>
         </w:numPr>
         <w:ind w:left="426"/>
         <w:jc w:val="both"/>
@@ -2254,7 +2567,7 @@
         <w:pStyle w:val="16"/>
         <w:numPr>
           <w:ilvl w:val="0"/>
-          <w:numId w:val="7"/>
+          <w:numId w:val="9"/>
         </w:numPr>
         <w:ind w:left="426"/>
         <w:jc w:val="both"/>
@@ -2268,7 +2581,7 @@
         <w:pStyle w:val="16"/>
         <w:numPr>
           <w:ilvl w:val="0"/>
-          <w:numId w:val="7"/>
+          <w:numId w:val="9"/>
         </w:numPr>
         <w:ind w:left="426"/>
         <w:jc w:val="both"/>
@@ -2300,7 +2613,7 @@
         <w:pStyle w:val="16"/>
         <w:numPr>
           <w:ilvl w:val="0"/>
-          <w:numId w:val="8"/>
+          <w:numId w:val="10"/>
         </w:numPr>
         <w:ind w:left="426"/>
       </w:pPr>
@@ -2313,7 +2626,7 @@
         <w:pStyle w:val="16"/>
         <w:numPr>
           <w:ilvl w:val="0"/>
-          <w:numId w:val="8"/>
+          <w:numId w:val="10"/>
         </w:numPr>
         <w:ind w:left="426"/>
       </w:pPr>
@@ -2326,7 +2639,7 @@
         <w:pStyle w:val="16"/>
         <w:numPr>
           <w:ilvl w:val="0"/>
-          <w:numId w:val="8"/>
+          <w:numId w:val="10"/>
         </w:numPr>
         <w:ind w:left="426"/>
       </w:pPr>
@@ -2362,7 +2675,7 @@
         <w:pStyle w:val="16"/>
         <w:numPr>
           <w:ilvl w:val="0"/>
-          <w:numId w:val="9"/>
+          <w:numId w:val="11"/>
         </w:numPr>
         <w:ind w:left="426"/>
       </w:pPr>
@@ -2375,7 +2688,7 @@
         <w:pStyle w:val="16"/>
         <w:numPr>
           <w:ilvl w:val="0"/>
-          <w:numId w:val="9"/>
+          <w:numId w:val="11"/>
         </w:numPr>
         <w:ind w:left="426"/>
       </w:pPr>
@@ -2388,7 +2701,7 @@
         <w:pStyle w:val="16"/>
         <w:numPr>
           <w:ilvl w:val="0"/>
-          <w:numId w:val="9"/>
+          <w:numId w:val="11"/>
         </w:numPr>
         <w:ind w:left="426"/>
       </w:pPr>
@@ -2409,7 +2722,7 @@
         <w:pStyle w:val="16"/>
         <w:numPr>
           <w:ilvl w:val="0"/>
-          <w:numId w:val="10"/>
+          <w:numId w:val="12"/>
         </w:numPr>
         <w:spacing w:before="240"/>
         <w:ind w:left="426"/>
@@ -2423,7 +2736,7 @@
         <w:pStyle w:val="16"/>
         <w:numPr>
           <w:ilvl w:val="0"/>
-          <w:numId w:val="10"/>
+          <w:numId w:val="12"/>
         </w:numPr>
         <w:ind w:left="426"/>
       </w:pPr>
@@ -2436,7 +2749,7 @@
         <w:pStyle w:val="16"/>
         <w:numPr>
           <w:ilvl w:val="0"/>
-          <w:numId w:val="10"/>
+          <w:numId w:val="12"/>
         </w:numPr>
         <w:ind w:left="426"/>
       </w:pPr>
@@ -2458,7 +2771,7 @@
         <w:pStyle w:val="16"/>
         <w:numPr>
           <w:ilvl w:val="0"/>
-          <w:numId w:val="11"/>
+          <w:numId w:val="13"/>
         </w:numPr>
         <w:tabs>
           <w:tab w:val="left" w:pos="420"/>
@@ -2482,7 +2795,7 @@
         <w:pStyle w:val="16"/>
         <w:numPr>
           <w:ilvl w:val="0"/>
-          <w:numId w:val="11"/>
+          <w:numId w:val="13"/>
         </w:numPr>
         <w:tabs>
           <w:tab w:val="left" w:pos="420"/>
@@ -2506,7 +2819,7 @@
         <w:pStyle w:val="16"/>
         <w:numPr>
           <w:ilvl w:val="0"/>
-          <w:numId w:val="11"/>
+          <w:numId w:val="13"/>
         </w:numPr>
         <w:tabs>
           <w:tab w:val="left" w:pos="420"/>
@@ -2530,7 +2843,7 @@
         <w:pStyle w:val="16"/>
         <w:numPr>
           <w:ilvl w:val="0"/>
-          <w:numId w:val="11"/>
+          <w:numId w:val="13"/>
         </w:numPr>
         <w:tabs>
           <w:tab w:val="left" w:pos="420"/>
@@ -2554,7 +2867,7 @@
         <w:pStyle w:val="16"/>
         <w:numPr>
           <w:ilvl w:val="0"/>
-          <w:numId w:val="11"/>
+          <w:numId w:val="13"/>
         </w:numPr>
         <w:tabs>
           <w:tab w:val="left" w:pos="420"/>
@@ -2593,7 +2906,7 @@
         <w:pStyle w:val="16"/>
         <w:numPr>
           <w:ilvl w:val="0"/>
-          <w:numId w:val="11"/>
+          <w:numId w:val="13"/>
         </w:numPr>
         <w:tabs>
           <w:tab w:val="left" w:pos="420"/>
@@ -2617,7 +2930,7 @@
         <w:pStyle w:val="16"/>
         <w:numPr>
           <w:ilvl w:val="0"/>
-          <w:numId w:val="11"/>
+          <w:numId w:val="13"/>
         </w:numPr>
         <w:tabs>
           <w:tab w:val="left" w:pos="420"/>
@@ -2700,6 +3013,46 @@
 <file path=word/numbering.xml><?xml version="1.0" encoding="utf-8"?>
 <w:numbering xmlns:wpc="http://schemas.microsoft.com/office/word/2010/wordprocessingCanvas" xmlns:mc="http://schemas.openxmlformats.org/markup-compatibility/2006" xmlns:o="urn:schemas-microsoft-com:office:office" xmlns:r="http://schemas.openxmlformats.org/officeDocument/2006/relationships" xmlns:m="http://schemas.openxmlformats.org/officeDocument/2006/math" xmlns:v="urn:schemas-microsoft-com:vml" xmlns:wp14="http://schemas.microsoft.com/office/word/2010/wordprocessingDrawing" xmlns:wp="http://schemas.openxmlformats.org/drawingml/2006/wordprocessingDrawing" xmlns:w10="urn:schemas-microsoft-com:office:word" xmlns:w="http://schemas.openxmlformats.org/wordprocessingml/2006/main" xmlns:w14="http://schemas.microsoft.com/office/word/2010/wordml" xmlns:wpg="http://schemas.microsoft.com/office/word/2010/wordprocessingGroup" xmlns:wpi="http://schemas.microsoft.com/office/word/2010/wordprocessingInk" xmlns:wne="http://schemas.microsoft.com/office/word/2006/wordml" xmlns:wps="http://schemas.microsoft.com/office/word/2010/wordprocessingShape" xmlns:wpsCustomData="http://www.wps.cn/officeDocument/2013/wpsCustomData" mc:Ignorable="w14 wp14">
   <w:abstractNum w:abstractNumId="0">
+    <w:nsid w:val="EFBBC6C7"/>
+    <w:multiLevelType w:val="singleLevel"/>
+    <w:tmpl w:val="EFBBC6C7"/>
+    <w:lvl w:ilvl="0" w:tentative="0">
+      <w:start w:val="1"/>
+      <w:numFmt w:val="bullet"/>
+      <w:lvlText w:val=""/>
+      <w:lvlJc w:val="left"/>
+      <w:pPr>
+        <w:tabs>
+          <w:tab w:val="left" w:pos="420"/>
+        </w:tabs>
+        <w:ind w:left="420" w:leftChars="0" w:hanging="420" w:firstLineChars="0"/>
+      </w:pPr>
+      <w:rPr>
+        <w:rFonts w:hint="default" w:ascii="Wingdings" w:hAnsi="Wingdings"/>
+      </w:rPr>
+    </w:lvl>
+  </w:abstractNum>
+  <w:abstractNum w:abstractNumId="1">
+    <w:nsid w:val="FDDDA2A6"/>
+    <w:multiLevelType w:val="singleLevel"/>
+    <w:tmpl w:val="FDDDA2A6"/>
+    <w:lvl w:ilvl="0" w:tentative="0">
+      <w:start w:val="1"/>
+      <w:numFmt w:val="bullet"/>
+      <w:lvlText w:val=""/>
+      <w:lvlJc w:val="left"/>
+      <w:pPr>
+        <w:tabs>
+          <w:tab w:val="left" w:pos="840"/>
+        </w:tabs>
+        <w:ind w:left="840" w:leftChars="0" w:hanging="420" w:firstLineChars="0"/>
+      </w:pPr>
+      <w:rPr>
+        <w:rFonts w:hint="default" w:ascii="Wingdings" w:hAnsi="Wingdings"/>
+      </w:rPr>
+    </w:lvl>
+  </w:abstractNum>
+  <w:abstractNum w:abstractNumId="2">
     <w:nsid w:val="000F72ED"/>
     <w:multiLevelType w:val="multilevel"/>
     <w:tmpl w:val="000F72ED"/>
@@ -2812,9 +3165,9 @@
       </w:rPr>
     </w:lvl>
   </w:abstractNum>
-  <w:abstractNum w:abstractNumId="1">
+  <w:abstractNum w:abstractNumId="3">
     <w:nsid w:val="1F363171"/>
-    <w:multiLevelType w:val="singleLevel"/>
+    <w:multiLevelType w:val="multilevel"/>
     <w:tmpl w:val="1F363171"/>
     <w:lvl w:ilvl="0" w:tentative="0">
       <w:start w:val="1"/>
@@ -2831,8 +3184,128 @@
         <w:rFonts w:hint="default" w:ascii="Wingdings" w:hAnsi="Wingdings"/>
       </w:rPr>
     </w:lvl>
+    <w:lvl w:ilvl="1" w:tentative="0">
+      <w:start w:val="1"/>
+      <w:numFmt w:val="bullet"/>
+      <w:lvlText w:val=""/>
+      <w:lvlJc w:val="left"/>
+      <w:pPr>
+        <w:tabs>
+          <w:tab w:val="left" w:pos="840"/>
+        </w:tabs>
+        <w:ind w:left="840" w:leftChars="0" w:hanging="420" w:firstLineChars="0"/>
+      </w:pPr>
+      <w:rPr>
+        <w:rFonts w:hint="default" w:ascii="Wingdings" w:hAnsi="Wingdings"/>
+      </w:rPr>
+    </w:lvl>
+    <w:lvl w:ilvl="2" w:tentative="0">
+      <w:start w:val="1"/>
+      <w:numFmt w:val="bullet"/>
+      <w:lvlText w:val=""/>
+      <w:lvlJc w:val="left"/>
+      <w:pPr>
+        <w:tabs>
+          <w:tab w:val="left" w:pos="1260"/>
+        </w:tabs>
+        <w:ind w:left="1260" w:leftChars="0" w:hanging="420" w:firstLineChars="0"/>
+      </w:pPr>
+      <w:rPr>
+        <w:rFonts w:hint="default" w:ascii="Wingdings" w:hAnsi="Wingdings"/>
+      </w:rPr>
+    </w:lvl>
+    <w:lvl w:ilvl="3" w:tentative="0">
+      <w:start w:val="1"/>
+      <w:numFmt w:val="bullet"/>
+      <w:lvlText w:val=""/>
+      <w:lvlJc w:val="left"/>
+      <w:pPr>
+        <w:tabs>
+          <w:tab w:val="left" w:pos="1680"/>
+        </w:tabs>
+        <w:ind w:left="1680" w:leftChars="0" w:hanging="420" w:firstLineChars="0"/>
+      </w:pPr>
+      <w:rPr>
+        <w:rFonts w:hint="default" w:ascii="Wingdings" w:hAnsi="Wingdings"/>
+      </w:rPr>
+    </w:lvl>
+    <w:lvl w:ilvl="4" w:tentative="0">
+      <w:start w:val="1"/>
+      <w:numFmt w:val="bullet"/>
+      <w:lvlText w:val=""/>
+      <w:lvlJc w:val="left"/>
+      <w:pPr>
+        <w:tabs>
+          <w:tab w:val="left" w:pos="2100"/>
+        </w:tabs>
+        <w:ind w:left="2100" w:leftChars="0" w:hanging="420" w:firstLineChars="0"/>
+      </w:pPr>
+      <w:rPr>
+        <w:rFonts w:hint="default" w:ascii="Wingdings" w:hAnsi="Wingdings"/>
+      </w:rPr>
+    </w:lvl>
+    <w:lvl w:ilvl="5" w:tentative="0">
+      <w:start w:val="1"/>
+      <w:numFmt w:val="bullet"/>
+      <w:lvlText w:val=""/>
+      <w:lvlJc w:val="left"/>
+      <w:pPr>
+        <w:tabs>
+          <w:tab w:val="left" w:pos="2520"/>
+        </w:tabs>
+        <w:ind w:left="2520" w:leftChars="0" w:hanging="420" w:firstLineChars="0"/>
+      </w:pPr>
+      <w:rPr>
+        <w:rFonts w:hint="default" w:ascii="Wingdings" w:hAnsi="Wingdings"/>
+      </w:rPr>
+    </w:lvl>
+    <w:lvl w:ilvl="6" w:tentative="0">
+      <w:start w:val="1"/>
+      <w:numFmt w:val="bullet"/>
+      <w:lvlText w:val=""/>
+      <w:lvlJc w:val="left"/>
+      <w:pPr>
+        <w:tabs>
+          <w:tab w:val="left" w:pos="2940"/>
+        </w:tabs>
+        <w:ind w:left="2940" w:leftChars="0" w:hanging="420" w:firstLineChars="0"/>
+      </w:pPr>
+      <w:rPr>
+        <w:rFonts w:hint="default" w:ascii="Wingdings" w:hAnsi="Wingdings"/>
+      </w:rPr>
+    </w:lvl>
+    <w:lvl w:ilvl="7" w:tentative="0">
+      <w:start w:val="1"/>
+      <w:numFmt w:val="bullet"/>
+      <w:lvlText w:val=""/>
+      <w:lvlJc w:val="left"/>
+      <w:pPr>
+        <w:tabs>
+          <w:tab w:val="left" w:pos="3360"/>
+        </w:tabs>
+        <w:ind w:left="3360" w:leftChars="0" w:hanging="420" w:firstLineChars="0"/>
+      </w:pPr>
+      <w:rPr>
+        <w:rFonts w:hint="default" w:ascii="Wingdings" w:hAnsi="Wingdings"/>
+      </w:rPr>
+    </w:lvl>
+    <w:lvl w:ilvl="8" w:tentative="0">
+      <w:start w:val="1"/>
+      <w:numFmt w:val="bullet"/>
+      <w:lvlText w:val=""/>
+      <w:lvlJc w:val="left"/>
+      <w:pPr>
+        <w:tabs>
+          <w:tab w:val="left" w:pos="3780"/>
+        </w:tabs>
+        <w:ind w:left="3780" w:leftChars="0" w:hanging="420" w:firstLineChars="0"/>
+      </w:pPr>
+      <w:rPr>
+        <w:rFonts w:hint="default" w:ascii="Wingdings" w:hAnsi="Wingdings"/>
+      </w:rPr>
+    </w:lvl>
   </w:abstractNum>
-  <w:abstractNum w:abstractNumId="2">
+  <w:abstractNum w:abstractNumId="4">
     <w:nsid w:val="29880C43"/>
     <w:multiLevelType w:val="multilevel"/>
     <w:tmpl w:val="29880C43"/>
@@ -2945,7 +3418,7 @@
       </w:rPr>
     </w:lvl>
   </w:abstractNum>
-  <w:abstractNum w:abstractNumId="3">
+  <w:abstractNum w:abstractNumId="5">
     <w:nsid w:val="2F686320"/>
     <w:multiLevelType w:val="multilevel"/>
     <w:tmpl w:val="2F686320"/>
@@ -3058,7 +3531,7 @@
       </w:rPr>
     </w:lvl>
   </w:abstractNum>
-  <w:abstractNum w:abstractNumId="4">
+  <w:abstractNum w:abstractNumId="6">
     <w:nsid w:val="36E10678"/>
     <w:multiLevelType w:val="multilevel"/>
     <w:tmpl w:val="36E10678"/>
@@ -3171,7 +3644,7 @@
       </w:rPr>
     </w:lvl>
   </w:abstractNum>
-  <w:abstractNum w:abstractNumId="5">
+  <w:abstractNum w:abstractNumId="7">
     <w:nsid w:val="41371873"/>
     <w:multiLevelType w:val="multilevel"/>
     <w:tmpl w:val="41371873"/>
@@ -3284,7 +3757,7 @@
       </w:rPr>
     </w:lvl>
   </w:abstractNum>
-  <w:abstractNum w:abstractNumId="6">
+  <w:abstractNum w:abstractNumId="8">
     <w:nsid w:val="43B65ADF"/>
     <w:multiLevelType w:val="multilevel"/>
     <w:tmpl w:val="43B65ADF"/>
@@ -3397,7 +3870,7 @@
       </w:rPr>
     </w:lvl>
   </w:abstractNum>
-  <w:abstractNum w:abstractNumId="7">
+  <w:abstractNum w:abstractNumId="9">
     <w:nsid w:val="4655692B"/>
     <w:multiLevelType w:val="multilevel"/>
     <w:tmpl w:val="4655692B"/>
@@ -3510,7 +3983,7 @@
       </w:rPr>
     </w:lvl>
   </w:abstractNum>
-  <w:abstractNum w:abstractNumId="8">
+  <w:abstractNum w:abstractNumId="10">
     <w:nsid w:val="4B0C3E0A"/>
     <w:multiLevelType w:val="multilevel"/>
     <w:tmpl w:val="4B0C3E0A"/>
@@ -3623,7 +4096,7 @@
       </w:rPr>
     </w:lvl>
   </w:abstractNum>
-  <w:abstractNum w:abstractNumId="9">
+  <w:abstractNum w:abstractNumId="11">
     <w:nsid w:val="563213C9"/>
     <w:multiLevelType w:val="multilevel"/>
     <w:tmpl w:val="563213C9"/>
@@ -3736,7 +4209,7 @@
       </w:rPr>
     </w:lvl>
   </w:abstractNum>
-  <w:abstractNum w:abstractNumId="10">
+  <w:abstractNum w:abstractNumId="12">
     <w:nsid w:val="7FF2F7F1"/>
     <w:multiLevelType w:val="singleLevel"/>
     <w:tmpl w:val="7FF2F7F1"/>
@@ -3757,37 +4230,43 @@
     </w:lvl>
   </w:abstractNum>
   <w:num w:numId="1">
+    <w:abstractNumId w:val="11"/>
+  </w:num>
+  <w:num w:numId="2">
+    <w:abstractNumId w:val="2"/>
+  </w:num>
+  <w:num w:numId="3">
+    <w:abstractNumId w:val="10"/>
+  </w:num>
+  <w:num w:numId="4">
+    <w:abstractNumId w:val="0"/>
+  </w:num>
+  <w:num w:numId="5">
+    <w:abstractNumId w:val="12"/>
+  </w:num>
+  <w:num w:numId="6">
     <w:abstractNumId w:val="9"/>
   </w:num>
-  <w:num w:numId="2">
-    <w:abstractNumId w:val="0"/>
+  <w:num w:numId="7">
+    <w:abstractNumId w:val="3"/>
   </w:num>
-  <w:num w:numId="3">
+  <w:num w:numId="8">
+    <w:abstractNumId w:val="1"/>
+  </w:num>
+  <w:num w:numId="9">
+    <w:abstractNumId w:val="4"/>
+  </w:num>
+  <w:num w:numId="10">
     <w:abstractNumId w:val="8"/>
   </w:num>
-  <w:num w:numId="4">
-    <w:abstractNumId w:val="10"/>
-  </w:num>
-  <w:num w:numId="5">
+  <w:num w:numId="11">
     <w:abstractNumId w:val="7"/>
   </w:num>
-  <w:num w:numId="6">
-    <w:abstractNumId w:val="1"/>
-  </w:num>
-  <w:num w:numId="7">
-    <w:abstractNumId w:val="2"/>
-  </w:num>
-  <w:num w:numId="8">
-    <w:abstractNumId w:val="6"/>
-  </w:num>
-  <w:num w:numId="9">
+  <w:num w:numId="12">
     <w:abstractNumId w:val="5"/>
   </w:num>
-  <w:num w:numId="10">
-    <w:abstractNumId w:val="3"/>
-  </w:num>
-  <w:num w:numId="11">
-    <w:abstractNumId w:val="4"/>
+  <w:num w:numId="13">
+    <w:abstractNumId w:val="6"/>
   </w:num>
 </w:numbering>
 </file>
@@ -4250,6 +4729,7 @@
     <w:name w:val="Heading 1 Char"/>
     <w:basedOn w:val="6"/>
     <w:link w:val="2"/>
+    <w:qFormat/>
     <w:uiPriority w:val="9"/>
     <w:rPr>
       <w:rFonts w:ascii="Aptos Display" w:hAnsi="Aptos Display" w:eastAsiaTheme="majorEastAsia" w:cstheme="majorBidi"/>
@@ -4268,6 +4748,7 @@
     <w:basedOn w:val="6"/>
     <w:semiHidden/>
     <w:unhideWhenUsed/>
+    <w:qFormat/>
     <w:uiPriority w:val="99"/>
     <w:rPr>
       <w:color w:val="605E5C"/>
@@ -4278,6 +4759,7 @@
     <w:name w:val="Heading 2 Char"/>
     <w:basedOn w:val="6"/>
     <w:link w:val="3"/>
+    <w:qFormat/>
     <w:uiPriority w:val="9"/>
     <w:rPr>
       <w:rFonts w:ascii="Aptos Display" w:hAnsi="Aptos Display" w:eastAsiaTheme="majorEastAsia" w:cstheme="majorBidi"/>
@@ -4300,6 +4782,7 @@
     <w:name w:val="Heading 3 Char"/>
     <w:basedOn w:val="6"/>
     <w:link w:val="4"/>
+    <w:qFormat/>
     <w:uiPriority w:val="9"/>
     <w:rPr>
       <w:rFonts w:ascii="Times New Roman" w:hAnsi="Times New Roman" w:eastAsiaTheme="majorEastAsia" w:cstheme="majorBidi"/>
@@ -4312,6 +4795,7 @@
     <w:name w:val="Heading 4 Char"/>
     <w:basedOn w:val="6"/>
     <w:link w:val="5"/>
+    <w:qFormat/>
     <w:uiPriority w:val="9"/>
     <w:rPr>
       <w:rFonts w:ascii="Aptos Display" w:hAnsi="Aptos Display" w:eastAsiaTheme="majorEastAsia" w:cstheme="majorBidi"/>
@@ -4324,6 +4808,7 @@
     <w:basedOn w:val="6"/>
     <w:semiHidden/>
     <w:unhideWhenUsed/>
+    <w:qFormat/>
     <w:uiPriority w:val="99"/>
     <w:rPr>
       <w:color w:val="605E5C"/>
